--- a/por/docx/006.content.docx
+++ b/por/docx/006.content.docx
@@ -331,459 +331,447 @@
           <w:lang w:val="pt_PT" w:bidi="pt_PT"/>
         </w:rPr>
       </w:r>
+      <w:r>
+        <w:rPr>
+          <w:lang w:val="pt_PT" w:bidi="pt_PT"/>
+        </w:rPr>
+        <w:t>EZK 27:19</w:t>
+      </w:r>
+      <w:r>
+        <w:rPr>
+          <w:vertAlign w:val="superscript"/>
+          <w:lang w:val="pt_PT" w:bidi="pt_PT"/>
+        </w:rPr>
+        <w:t>1</w:t>
+      </w:r>
+    </w:p>
+    <w:p>
+      <w:pPr/>
+      <w:r>
+        <w:rPr>
+          <w:lang w:val="pt_PT" w:bidi="pt_PT"/>
+        </w:rPr>
+      </w:r>
+      <w:r>
+        <w:rPr>
+          <w:vertAlign w:val="superscript"/>
+          <w:lang w:val="pt_PT" w:bidi="pt_PT"/>
+        </w:rPr>
+        <w:t>1</w:t>
+      </w:r>
+      <w:r>
+        <w:rPr>
+          <w:lang w:val="pt_PT" w:bidi="pt_PT"/>
+        </w:rPr>
+        <w:t xml:space="preserve"> </w:t>
+      </w:r>
+      <w:r>
+        <w:rPr>
+          <w:lang w:val="pt_PT" w:bidi="pt_PT"/>
+        </w:rPr>
+        <w:t>EZK 27:19</w:t>
+      </w:r>
+      <w:r>
+        <w:rPr>
+          <w:lang w:val="pt_PT" w:bidi="pt_PT"/>
+        </w:rPr>
+        <w:t xml:space="preserve"> </w:t>
+      </w:r>
+      <w:r>
+        <w:rPr>
+          <w:lang w:val="pt_PT" w:bidi="pt_PT"/>
+        </w:rPr>
+        <w:t>TEB</w:t>
+      </w:r>
+      <w:r>
+        <w:rPr>
+          <w:lang w:val="pt_PT" w:bidi="pt_PT"/>
+        </w:rPr>
+        <w:t xml:space="preserve"> | </w:t>
+      </w:r>
+      <w:r>
+        <w:rPr>
+          <w:lang w:val="pt_PT" w:bidi="pt_PT"/>
+        </w:rPr>
+        <w:t>ARA</w:t>
+      </w:r>
+      <w:r>
+        <w:rPr>
+          <w:lang w:val="pt_PT" w:bidi="pt_PT"/>
+        </w:rPr>
+        <w:t xml:space="preserve"> </w:t>
+      </w:r>
+      <w:r>
+        <w:rPr>
+          <w:lang w:val="pt_PT" w:bidi="pt_PT"/>
+        </w:rPr>
+        <w:t>NVI</w:t>
+      </w:r>
+      <w:r>
+        <w:rPr>
+          <w:lang w:val="pt_PT" w:bidi="pt_PT"/>
+        </w:rPr>
+        <w:t xml:space="preserve"> וְ דָּן "Também Dã” | </w:t>
+      </w:r>
+      <w:r>
+        <w:rPr>
+          <w:lang w:val="pt_PT" w:bidi="pt_PT"/>
+        </w:rPr>
+        <w:t>BJ</w:t>
+      </w:r>
+      <w:r>
+        <w:rPr>
+          <w:lang w:val="pt_PT" w:bidi="pt_PT"/>
+        </w:rPr>
+        <w:t xml:space="preserve"> </w:t>
+      </w:r>
+      <w:r>
+        <w:rPr>
+          <w:lang w:val="pt_PT" w:bidi="pt_PT"/>
+        </w:rPr>
+        <w:t>BV</w:t>
+      </w:r>
+      <w:r>
+        <w:rPr>
+          <w:lang w:val="pt_PT" w:bidi="pt_PT"/>
+        </w:rPr>
+        <w:t xml:space="preserve"> </w:t>
+      </w:r>
+      <w:r>
+        <w:rPr>
+          <w:lang w:val="pt_PT" w:bidi="pt_PT"/>
+        </w:rPr>
+        <w:t>BP</w:t>
+      </w:r>
+      <w:r>
+        <w:rPr>
+          <w:lang w:val="pt_PT" w:bidi="pt_PT"/>
+        </w:rPr>
+        <w:t xml:space="preserve"> </w:t>
+      </w:r>
+      <w:r>
+        <w:rPr>
+          <w:lang w:val="pt_PT" w:bidi="pt_PT"/>
+        </w:rPr>
+        <w:t>CNBB</w:t>
+      </w:r>
+      <w:r>
+        <w:rPr>
+          <w:lang w:val="pt_PT" w:bidi="pt_PT"/>
+        </w:rPr>
+        <w:t xml:space="preserve"> “Dã” | </w:t>
+      </w:r>
+      <w:r>
+        <w:rPr>
+          <w:lang w:val="pt_PT" w:bidi="pt_PT"/>
+        </w:rPr>
+        <w:t>LXX</w:t>
+      </w:r>
+      <w:r>
+        <w:rPr>
+          <w:lang w:val="pt_PT" w:bidi="pt_PT"/>
+        </w:rPr>
+        <w:t xml:space="preserve"> </w:t>
+      </w:r>
+      <w:r>
+        <w:rPr>
+          <w:lang w:val="pt_PT" w:bidi="pt_PT"/>
+        </w:rPr>
+        <w:t>NTLH</w:t>
+      </w:r>
+      <w:r>
+        <w:rPr>
+          <w:lang w:val="pt_PT" w:bidi="pt_PT"/>
+        </w:rPr>
+        <w:t xml:space="preserve"> “traziam vinho” (cf. </w:t>
+      </w:r>
+      <w:r>
+        <w:rPr>
+          <w:lang w:val="pt_PT" w:bidi="pt_PT"/>
+        </w:rPr>
+        <w:t>BJ</w:t>
+      </w:r>
+      <w:r>
+        <w:rPr>
+          <w:lang w:val="pt_PT" w:bidi="pt_PT"/>
+        </w:rPr>
+        <w:t xml:space="preserve"> n.)</w:t>
+      </w:r>
+    </w:p>
+    <w:p>
+      <w:pPr/>
+      <w:r>
+        <w:rPr>
+          <w:lang w:val="pt_PT" w:bidi="pt_PT"/>
+        </w:rPr>
+      </w:r>
+      <w:r>
+        <w:rPr>
+          <w:lang w:val="pt_PT" w:bidi="pt_PT"/>
+        </w:rPr>
+        <w:t>Reinier de Blois</w:t>
+      </w:r>
+      <w:r>
+        <w:rPr>
+          <w:lang w:val="pt_PT" w:bidi="pt_PT"/>
+        </w:rPr>
+      </w:r>
+      <w:r>
+        <w:rPr>
+          <w:lang w:val="pt_PT" w:bidi="pt_PT"/>
+        </w:rPr>
+      </w:r>
+    </w:p>
+    <w:p>
+      <w:pPr/>
+      <w:r>
+        <w:rPr>
+          <w:lang w:val="pt_PT" w:bidi="pt_PT"/>
+        </w:rPr>
+      </w:r>
+    </w:p>
+    <w:p>
+      <w:pPr>
+        <w:pStyle w:val="Heading2"/>
+      </w:pPr>
+      <w:r>
+        <w:rPr>
+          <w:lang w:val="pt_PT" w:bidi="pt_PT"/>
+        </w:rPr>
+        <w:t>וָהֵב</w:t>
+      </w:r>
+      <w:r>
+        <w:rPr>
+          <w:lang w:val="pt_PT" w:bidi="pt_PT"/>
+        </w:rPr>
+      </w:r>
+    </w:p>
+    <w:p>
+      <w:pPr>
+        <w:pStyle w:val="Heading1"/>
+      </w:pPr>
+      <w:r>
+        <w:rPr>
+          <w:lang w:val="pt_PT" w:bidi="pt_PT"/>
+        </w:rPr>
+        <w:t>וָהֵב</w:t>
+      </w:r>
+    </w:p>
+    <w:p>
+      <w:pPr/>
+      <w:r>
+        <w:rPr>
+          <w:lang w:val="pt_PT" w:bidi="pt_PT"/>
+        </w:rPr>
+      </w:r>
+      <w:r>
+        <w:rPr>
+          <w:lang w:val="pt_PT" w:bidi="pt_PT"/>
+        </w:rPr>
+        <w:t>וָהֵב</w:t>
+      </w:r>
+      <w:r>
+        <w:rPr>
+          <w:lang w:val="pt_PT" w:bidi="pt_PT"/>
+        </w:rPr>
+        <w:t xml:space="preserve"> (</w:t>
+      </w:r>
+      <w:r>
+        <w:rPr>
+          <w:lang w:val="pt_PT" w:bidi="pt_PT"/>
+        </w:rPr>
+        <w:t>H2052</w:t>
+      </w:r>
+      <w:r>
+        <w:rPr>
+          <w:lang w:val="pt_PT" w:bidi="pt_PT"/>
+        </w:rPr>
+        <w:t>)</w:t>
+      </w:r>
+    </w:p>
+    <w:p>
+      <w:pPr/>
+      <w:r>
+        <w:rPr>
+          <w:lang w:val="pt_PT" w:bidi="pt_PT"/>
+        </w:rPr>
+      </w:r>
+      <w:r>
+        <w:rPr>
+          <w:lang w:val="pt_PT" w:bidi="pt_PT"/>
+        </w:rPr>
+        <w:t>name</w:t>
+      </w:r>
+    </w:p>
+    <w:p>
+      <w:pPr/>
+      <w:r>
+        <w:rPr>
+          <w:lang w:val="pt_PT" w:bidi="pt_PT"/>
+        </w:rPr>
+      </w:r>
+      <w:r>
+        <w:rPr>
+          <w:lang w:val="pt_PT" w:bidi="pt_PT"/>
+        </w:rPr>
+        <w:t>Nomes de Lugares</w:t>
+      </w:r>
+    </w:p>
+    <w:p>
+      <w:pPr/>
+      <w:r>
+        <w:rPr>
+          <w:lang w:val="pt_PT" w:bidi="pt_PT"/>
+        </w:rPr>
+      </w:r>
+      <w:r>
+        <w:rPr>
+          <w:lang w:val="pt_PT" w:bidi="pt_PT"/>
+        </w:rPr>
+        <w:t>Vaebe</w:t>
+      </w:r>
+      <w:r>
+        <w:rPr>
+          <w:lang w:val="pt_PT" w:bidi="pt_PT"/>
+        </w:rPr>
+        <w:t xml:space="preserve"> </w:t>
+      </w:r>
+      <w:r>
+        <w:rPr>
+          <w:lang w:val="pt_PT" w:bidi="pt_PT"/>
+        </w:rPr>
+        <w:t xml:space="preserve">= localidade não identificada; ◄ provavelmente em </w:t>
+      </w:r>
+      <w:r>
+        <w:rPr>
+          <w:lang w:val="pt_PT" w:bidi="pt_PT"/>
+        </w:rPr>
+        <w:t>Moabe</w:t>
+      </w:r>
+      <w:r>
+        <w:rPr>
+          <w:lang w:val="pt_PT" w:bidi="pt_PT"/>
+        </w:rPr>
+        <w:t xml:space="preserve">, perto do rio </w:t>
+      </w:r>
+      <w:r>
+        <w:rPr>
+          <w:lang w:val="pt_PT" w:bidi="pt_PT"/>
+        </w:rPr>
+        <w:t>Arnom</w:t>
+      </w:r>
+      <w:r>
+        <w:rPr>
+          <w:lang w:val="pt_PT" w:bidi="pt_PT"/>
+        </w:rPr>
+        <w:t xml:space="preserve"> (ABD)</w:t>
+      </w:r>
+    </w:p>
+    <w:p>
+      <w:pPr/>
+      <w:r>
+        <w:rPr>
+          <w:lang w:val="pt_PT" w:bidi="pt_PT"/>
+        </w:rPr>
+      </w:r>
+      <w:r>
+        <w:rPr>
+          <w:lang w:val="pt_PT" w:bidi="pt_PT"/>
+        </w:rPr>
+        <w:t>NUM 21:14</w:t>
+      </w:r>
+    </w:p>
+    <w:p>
+      <w:pPr/>
+      <w:r>
+        <w:rPr>
+          <w:lang w:val="pt_PT" w:bidi="pt_PT"/>
+        </w:rPr>
+      </w:r>
+      <w:r>
+        <w:rPr>
+          <w:lang w:val="pt_PT" w:bidi="pt_PT"/>
+        </w:rPr>
+        <w:t>Reinier de Blois</w:t>
+      </w:r>
+      <w:r>
+        <w:rPr>
+          <w:lang w:val="pt_PT" w:bidi="pt_PT"/>
+        </w:rPr>
+      </w:r>
+      <w:r>
+        <w:rPr>
+          <w:lang w:val="pt_PT" w:bidi="pt_PT"/>
+        </w:rPr>
+      </w:r>
+    </w:p>
+    <w:p>
+      <w:pPr/>
+      <w:r>
+        <w:rPr>
+          <w:lang w:val="pt_PT" w:bidi="pt_PT"/>
+        </w:rPr>
+      </w:r>
+    </w:p>
+    <w:p>
+      <w:pPr>
+        <w:pStyle w:val="Heading2"/>
+      </w:pPr>
+      <w:r>
+        <w:rPr>
+          <w:lang w:val="pt_PT" w:bidi="pt_PT"/>
+        </w:rPr>
+        <w:t>וָו</w:t>
+      </w:r>
+      <w:r>
+        <w:rPr>
+          <w:lang w:val="pt_PT" w:bidi="pt_PT"/>
+        </w:rPr>
+      </w:r>
+    </w:p>
+    <w:p>
+      <w:pPr>
+        <w:pStyle w:val="Heading1"/>
+      </w:pPr>
+      <w:r>
+        <w:rPr>
+          <w:lang w:val="pt_PT" w:bidi="pt_PT"/>
+        </w:rPr>
+        <w:t>וָו</w:t>
+      </w:r>
+    </w:p>
+    <w:p>
+      <w:pPr/>
+      <w:r>
+        <w:rPr>
+          <w:lang w:val="pt_PT" w:bidi="pt_PT"/>
+        </w:rPr>
+      </w:r>
+      <w:r>
+        <w:rPr>
+          <w:lang w:val="pt_PT" w:bidi="pt_PT"/>
+        </w:rPr>
+        <w:t>וָו</w:t>
+      </w:r>
+      <w:r>
+        <w:rPr>
+          <w:lang w:val="pt_PT" w:bidi="pt_PT"/>
+        </w:rPr>
+        <w:t xml:space="preserve"> (</w:t>
+      </w:r>
+      <w:r>
+        <w:rPr>
+          <w:lang w:val="pt_PT" w:bidi="pt_PT"/>
+        </w:rPr>
+        <w:t>H2053</w:t>
+      </w:r>
+      <w:r>
+        <w:rPr>
+          <w:lang w:val="pt_PT" w:bidi="pt_PT"/>
+        </w:rPr>
+        <w:t xml:space="preserve">) </w:t>
+      </w:r>
       <w:hyperlink r:id="rId15">
-        <w:r>
-          <w:rPr>
-            <w:lang w:val="pt_PT" w:bidi="pt_PT"/>
-          </w:rPr>
-          <w:rPr>
-            <w:color w:val="0000EE"/>
-            <w:u w:val="single"/>
-          </w:rPr>
-          <w:t>EZK 27:19</w:t>
-        </w:r>
-      </w:hyperlink>
-      <w:r>
-        <w:rPr>
-          <w:vertAlign w:val="superscript"/>
-          <w:lang w:val="pt_PT" w:bidi="pt_PT"/>
-        </w:rPr>
-        <w:t>1</w:t>
-      </w:r>
-    </w:p>
-    <w:p>
-      <w:pPr/>
-      <w:r>
-        <w:rPr>
-          <w:lang w:val="pt_PT" w:bidi="pt_PT"/>
-        </w:rPr>
-      </w:r>
-      <w:r>
-        <w:rPr>
-          <w:vertAlign w:val="superscript"/>
-          <w:lang w:val="pt_PT" w:bidi="pt_PT"/>
-        </w:rPr>
-        <w:t>1</w:t>
-      </w:r>
-      <w:r>
-        <w:rPr>
-          <w:lang w:val="pt_PT" w:bidi="pt_PT"/>
-        </w:rPr>
-        <w:t xml:space="preserve"> </w:t>
-      </w:r>
-      <w:r>
-        <w:rPr>
-          <w:lang w:val="pt_PT" w:bidi="pt_PT"/>
-        </w:rPr>
-        <w:t>EZK 27:19</w:t>
-      </w:r>
-      <w:r>
-        <w:rPr>
-          <w:lang w:val="pt_PT" w:bidi="pt_PT"/>
-        </w:rPr>
-        <w:t xml:space="preserve"> </w:t>
-      </w:r>
-      <w:r>
-        <w:rPr>
-          <w:lang w:val="pt_PT" w:bidi="pt_PT"/>
-        </w:rPr>
-        <w:t>TEB</w:t>
-      </w:r>
-      <w:r>
-        <w:rPr>
-          <w:lang w:val="pt_PT" w:bidi="pt_PT"/>
-        </w:rPr>
-        <w:t xml:space="preserve"> | </w:t>
-      </w:r>
-      <w:r>
-        <w:rPr>
-          <w:lang w:val="pt_PT" w:bidi="pt_PT"/>
-        </w:rPr>
-        <w:t>ARA</w:t>
-      </w:r>
-      <w:r>
-        <w:rPr>
-          <w:lang w:val="pt_PT" w:bidi="pt_PT"/>
-        </w:rPr>
-        <w:t xml:space="preserve"> </w:t>
-      </w:r>
-      <w:r>
-        <w:rPr>
-          <w:lang w:val="pt_PT" w:bidi="pt_PT"/>
-        </w:rPr>
-        <w:t>NVI</w:t>
-      </w:r>
-      <w:r>
-        <w:rPr>
-          <w:lang w:val="pt_PT" w:bidi="pt_PT"/>
-        </w:rPr>
-        <w:t xml:space="preserve"> וְ דָּן "Também Dã” | </w:t>
-      </w:r>
-      <w:r>
-        <w:rPr>
-          <w:lang w:val="pt_PT" w:bidi="pt_PT"/>
-        </w:rPr>
-        <w:t>BJ</w:t>
-      </w:r>
-      <w:r>
-        <w:rPr>
-          <w:lang w:val="pt_PT" w:bidi="pt_PT"/>
-        </w:rPr>
-        <w:t xml:space="preserve"> </w:t>
-      </w:r>
-      <w:r>
-        <w:rPr>
-          <w:lang w:val="pt_PT" w:bidi="pt_PT"/>
-        </w:rPr>
-        <w:t>BV</w:t>
-      </w:r>
-      <w:r>
-        <w:rPr>
-          <w:lang w:val="pt_PT" w:bidi="pt_PT"/>
-        </w:rPr>
-        <w:t xml:space="preserve"> </w:t>
-      </w:r>
-      <w:r>
-        <w:rPr>
-          <w:lang w:val="pt_PT" w:bidi="pt_PT"/>
-        </w:rPr>
-        <w:t>BP</w:t>
-      </w:r>
-      <w:r>
-        <w:rPr>
-          <w:lang w:val="pt_PT" w:bidi="pt_PT"/>
-        </w:rPr>
-        <w:t xml:space="preserve"> </w:t>
-      </w:r>
-      <w:r>
-        <w:rPr>
-          <w:lang w:val="pt_PT" w:bidi="pt_PT"/>
-        </w:rPr>
-        <w:t>CNBB</w:t>
-      </w:r>
-      <w:r>
-        <w:rPr>
-          <w:lang w:val="pt_PT" w:bidi="pt_PT"/>
-        </w:rPr>
-        <w:t xml:space="preserve"> “Dã” | </w:t>
-      </w:r>
-      <w:r>
-        <w:rPr>
-          <w:lang w:val="pt_PT" w:bidi="pt_PT"/>
-        </w:rPr>
-        <w:t>LXX</w:t>
-      </w:r>
-      <w:r>
-        <w:rPr>
-          <w:lang w:val="pt_PT" w:bidi="pt_PT"/>
-        </w:rPr>
-        <w:t xml:space="preserve"> </w:t>
-      </w:r>
-      <w:r>
-        <w:rPr>
-          <w:lang w:val="pt_PT" w:bidi="pt_PT"/>
-        </w:rPr>
-        <w:t>NTLH</w:t>
-      </w:r>
-      <w:r>
-        <w:rPr>
-          <w:lang w:val="pt_PT" w:bidi="pt_PT"/>
-        </w:rPr>
-        <w:t xml:space="preserve"> “traziam vinho” (cf. </w:t>
-      </w:r>
-      <w:r>
-        <w:rPr>
-          <w:lang w:val="pt_PT" w:bidi="pt_PT"/>
-        </w:rPr>
-        <w:t>BJ</w:t>
-      </w:r>
-      <w:r>
-        <w:rPr>
-          <w:lang w:val="pt_PT" w:bidi="pt_PT"/>
-        </w:rPr>
-        <w:t xml:space="preserve"> n.)</w:t>
-      </w:r>
-    </w:p>
-    <w:p>
-      <w:pPr/>
-      <w:r>
-        <w:rPr>
-          <w:lang w:val="pt_PT" w:bidi="pt_PT"/>
-        </w:rPr>
-      </w:r>
-      <w:r>
-        <w:rPr>
-          <w:lang w:val="pt_PT" w:bidi="pt_PT"/>
-        </w:rPr>
-        <w:t>Reinier de Blois</w:t>
-      </w:r>
-      <w:r>
-        <w:rPr>
-          <w:lang w:val="pt_PT" w:bidi="pt_PT"/>
-        </w:rPr>
-      </w:r>
-      <w:r>
-        <w:rPr>
-          <w:lang w:val="pt_PT" w:bidi="pt_PT"/>
-        </w:rPr>
-      </w:r>
-    </w:p>
-    <w:p>
-      <w:pPr/>
-      <w:r>
-        <w:rPr>
-          <w:lang w:val="pt_PT" w:bidi="pt_PT"/>
-        </w:rPr>
-      </w:r>
-    </w:p>
-    <w:p>
-      <w:pPr>
-        <w:pStyle w:val="Heading2"/>
-      </w:pPr>
-      <w:r>
-        <w:rPr>
-          <w:lang w:val="pt_PT" w:bidi="pt_PT"/>
-        </w:rPr>
-        <w:t>וָהֵב</w:t>
-      </w:r>
-      <w:r>
-        <w:rPr>
-          <w:lang w:val="pt_PT" w:bidi="pt_PT"/>
-        </w:rPr>
-      </w:r>
-    </w:p>
-    <w:p>
-      <w:pPr>
-        <w:pStyle w:val="Heading1"/>
-      </w:pPr>
-      <w:r>
-        <w:rPr>
-          <w:lang w:val="pt_PT" w:bidi="pt_PT"/>
-        </w:rPr>
-        <w:t>וָהֵב</w:t>
-      </w:r>
-    </w:p>
-    <w:p>
-      <w:pPr/>
-      <w:r>
-        <w:rPr>
-          <w:lang w:val="pt_PT" w:bidi="pt_PT"/>
-        </w:rPr>
-      </w:r>
-      <w:r>
-        <w:rPr>
-          <w:lang w:val="pt_PT" w:bidi="pt_PT"/>
-        </w:rPr>
-        <w:t>וָהֵב</w:t>
-      </w:r>
-      <w:r>
-        <w:rPr>
-          <w:lang w:val="pt_PT" w:bidi="pt_PT"/>
-        </w:rPr>
-        <w:t xml:space="preserve"> (</w:t>
-      </w:r>
-      <w:r>
-        <w:rPr>
-          <w:lang w:val="pt_PT" w:bidi="pt_PT"/>
-        </w:rPr>
-        <w:t>H2052</w:t>
-      </w:r>
-      <w:r>
-        <w:rPr>
-          <w:lang w:val="pt_PT" w:bidi="pt_PT"/>
-        </w:rPr>
-        <w:t>)</w:t>
-      </w:r>
-    </w:p>
-    <w:p>
-      <w:pPr/>
-      <w:r>
-        <w:rPr>
-          <w:lang w:val="pt_PT" w:bidi="pt_PT"/>
-        </w:rPr>
-      </w:r>
-      <w:r>
-        <w:rPr>
-          <w:lang w:val="pt_PT" w:bidi="pt_PT"/>
-        </w:rPr>
-        <w:t>name</w:t>
-      </w:r>
-    </w:p>
-    <w:p>
-      <w:pPr/>
-      <w:r>
-        <w:rPr>
-          <w:lang w:val="pt_PT" w:bidi="pt_PT"/>
-        </w:rPr>
-      </w:r>
-      <w:r>
-        <w:rPr>
-          <w:lang w:val="pt_PT" w:bidi="pt_PT"/>
-        </w:rPr>
-        <w:t>Nomes de Lugares</w:t>
-      </w:r>
-    </w:p>
-    <w:p>
-      <w:pPr/>
-      <w:r>
-        <w:rPr>
-          <w:lang w:val="pt_PT" w:bidi="pt_PT"/>
-        </w:rPr>
-      </w:r>
-      <w:r>
-        <w:rPr>
-          <w:lang w:val="pt_PT" w:bidi="pt_PT"/>
-        </w:rPr>
-        <w:t>Vaebe</w:t>
-      </w:r>
-      <w:r>
-        <w:rPr>
-          <w:lang w:val="pt_PT" w:bidi="pt_PT"/>
-        </w:rPr>
-        <w:t xml:space="preserve"> </w:t>
-      </w:r>
-      <w:r>
-        <w:rPr>
-          <w:lang w:val="pt_PT" w:bidi="pt_PT"/>
-        </w:rPr>
-        <w:t xml:space="preserve">= localidade não identificada; ◄ provavelmente em </w:t>
-      </w:r>
-      <w:r>
-        <w:rPr>
-          <w:lang w:val="pt_PT" w:bidi="pt_PT"/>
-        </w:rPr>
-        <w:t>Moabe</w:t>
-      </w:r>
-      <w:r>
-        <w:rPr>
-          <w:lang w:val="pt_PT" w:bidi="pt_PT"/>
-        </w:rPr>
-        <w:t xml:space="preserve">, perto do rio </w:t>
-      </w:r>
-      <w:r>
-        <w:rPr>
-          <w:lang w:val="pt_PT" w:bidi="pt_PT"/>
-        </w:rPr>
-        <w:t>Arnom</w:t>
-      </w:r>
-      <w:r>
-        <w:rPr>
-          <w:lang w:val="pt_PT" w:bidi="pt_PT"/>
-        </w:rPr>
-        <w:t xml:space="preserve"> (ABD)</w:t>
-      </w:r>
-    </w:p>
-    <w:p>
-      <w:pPr/>
-      <w:r>
-        <w:rPr>
-          <w:lang w:val="pt_PT" w:bidi="pt_PT"/>
-        </w:rPr>
-      </w:r>
-      <w:hyperlink r:id="rId16">
-        <w:r>
-          <w:rPr>
-            <w:lang w:val="pt_PT" w:bidi="pt_PT"/>
-          </w:rPr>
-          <w:rPr>
-            <w:color w:val="0000EE"/>
-            <w:u w:val="single"/>
-          </w:rPr>
-          <w:t>NUM 21:14</w:t>
-        </w:r>
-      </w:hyperlink>
-    </w:p>
-    <w:p>
-      <w:pPr/>
-      <w:r>
-        <w:rPr>
-          <w:lang w:val="pt_PT" w:bidi="pt_PT"/>
-        </w:rPr>
-      </w:r>
-      <w:r>
-        <w:rPr>
-          <w:lang w:val="pt_PT" w:bidi="pt_PT"/>
-        </w:rPr>
-        <w:t>Reinier de Blois</w:t>
-      </w:r>
-      <w:r>
-        <w:rPr>
-          <w:lang w:val="pt_PT" w:bidi="pt_PT"/>
-        </w:rPr>
-      </w:r>
-      <w:r>
-        <w:rPr>
-          <w:lang w:val="pt_PT" w:bidi="pt_PT"/>
-        </w:rPr>
-      </w:r>
-    </w:p>
-    <w:p>
-      <w:pPr/>
-      <w:r>
-        <w:rPr>
-          <w:lang w:val="pt_PT" w:bidi="pt_PT"/>
-        </w:rPr>
-      </w:r>
-    </w:p>
-    <w:p>
-      <w:pPr>
-        <w:pStyle w:val="Heading2"/>
-      </w:pPr>
-      <w:r>
-        <w:rPr>
-          <w:lang w:val="pt_PT" w:bidi="pt_PT"/>
-        </w:rPr>
-        <w:t>וָו</w:t>
-      </w:r>
-      <w:r>
-        <w:rPr>
-          <w:lang w:val="pt_PT" w:bidi="pt_PT"/>
-        </w:rPr>
-      </w:r>
-    </w:p>
-    <w:p>
-      <w:pPr>
-        <w:pStyle w:val="Heading1"/>
-      </w:pPr>
-      <w:r>
-        <w:rPr>
-          <w:lang w:val="pt_PT" w:bidi="pt_PT"/>
-        </w:rPr>
-        <w:t>וָו</w:t>
-      </w:r>
-    </w:p>
-    <w:p>
-      <w:pPr/>
-      <w:r>
-        <w:rPr>
-          <w:lang w:val="pt_PT" w:bidi="pt_PT"/>
-        </w:rPr>
-      </w:r>
-      <w:r>
-        <w:rPr>
-          <w:lang w:val="pt_PT" w:bidi="pt_PT"/>
-        </w:rPr>
-        <w:t>וָו</w:t>
-      </w:r>
-      <w:r>
-        <w:rPr>
-          <w:lang w:val="pt_PT" w:bidi="pt_PT"/>
-        </w:rPr>
-        <w:t xml:space="preserve"> (</w:t>
-      </w:r>
-      <w:r>
-        <w:rPr>
-          <w:lang w:val="pt_PT" w:bidi="pt_PT"/>
-        </w:rPr>
-        <w:t>H2053</w:t>
-      </w:r>
-      <w:r>
-        <w:rPr>
-          <w:lang w:val="pt_PT" w:bidi="pt_PT"/>
-        </w:rPr>
-        <w:t xml:space="preserve">) </w:t>
-      </w:r>
-      <w:hyperlink r:id="rId17">
         <w:r>
           <w:rPr>
             <w:lang w:val="pt_PT" w:bidi="pt_PT"/>
@@ -857,234 +845,156 @@
           <w:lang w:val="pt_PT" w:bidi="pt_PT"/>
         </w:rPr>
       </w:r>
-      <w:hyperlink r:id="rId18">
-        <w:r>
-          <w:rPr>
-            <w:lang w:val="pt_PT" w:bidi="pt_PT"/>
-          </w:rPr>
-          <w:rPr>
-            <w:color w:val="0000EE"/>
-            <w:u w:val="single"/>
-          </w:rPr>
-          <w:t>EXO 26:32</w:t>
-        </w:r>
-      </w:hyperlink>
+      <w:r>
+        <w:rPr>
+          <w:lang w:val="pt_PT" w:bidi="pt_PT"/>
+        </w:rPr>
+        <w:t>EXO 26:32</w:t>
+      </w:r>
       <w:r>
         <w:rPr>
           <w:lang w:val="pt_PT" w:bidi="pt_PT"/>
         </w:rPr>
         <w:t xml:space="preserve"> · </w:t>
       </w:r>
-      <w:hyperlink r:id="rId19">
-        <w:r>
-          <w:rPr>
-            <w:lang w:val="pt_PT" w:bidi="pt_PT"/>
-          </w:rPr>
-          <w:rPr>
-            <w:color w:val="0000EE"/>
-            <w:u w:val="single"/>
-          </w:rPr>
-          <w:t>EXO 26:37</w:t>
-        </w:r>
-      </w:hyperlink>
+      <w:r>
+        <w:rPr>
+          <w:lang w:val="pt_PT" w:bidi="pt_PT"/>
+        </w:rPr>
+        <w:t>EXO 26:37</w:t>
+      </w:r>
       <w:r>
         <w:rPr>
           <w:lang w:val="pt_PT" w:bidi="pt_PT"/>
         </w:rPr>
         <w:t xml:space="preserve"> · </w:t>
       </w:r>
-      <w:hyperlink r:id="rId20">
-        <w:r>
-          <w:rPr>
-            <w:lang w:val="pt_PT" w:bidi="pt_PT"/>
-          </w:rPr>
-          <w:rPr>
-            <w:color w:val="0000EE"/>
-            <w:u w:val="single"/>
-          </w:rPr>
-          <w:t>EXO 27:10</w:t>
-        </w:r>
-      </w:hyperlink>
+      <w:r>
+        <w:rPr>
+          <w:lang w:val="pt_PT" w:bidi="pt_PT"/>
+        </w:rPr>
+        <w:t>EXO 27:10</w:t>
+      </w:r>
       <w:r>
         <w:rPr>
           <w:lang w:val="pt_PT" w:bidi="pt_PT"/>
         </w:rPr>
         <w:t xml:space="preserve"> · </w:t>
       </w:r>
-      <w:hyperlink r:id="rId21">
-        <w:r>
-          <w:rPr>
-            <w:lang w:val="pt_PT" w:bidi="pt_PT"/>
-          </w:rPr>
-          <w:rPr>
-            <w:color w:val="0000EE"/>
-            <w:u w:val="single"/>
-          </w:rPr>
-          <w:t>EXO 27:11</w:t>
-        </w:r>
-      </w:hyperlink>
+      <w:r>
+        <w:rPr>
+          <w:lang w:val="pt_PT" w:bidi="pt_PT"/>
+        </w:rPr>
+        <w:t>EXO 27:11</w:t>
+      </w:r>
       <w:r>
         <w:rPr>
           <w:lang w:val="pt_PT" w:bidi="pt_PT"/>
         </w:rPr>
         <w:t xml:space="preserve"> · </w:t>
       </w:r>
-      <w:hyperlink r:id="rId22">
-        <w:r>
-          <w:rPr>
-            <w:lang w:val="pt_PT" w:bidi="pt_PT"/>
-          </w:rPr>
-          <w:rPr>
-            <w:color w:val="0000EE"/>
-            <w:u w:val="single"/>
-          </w:rPr>
-          <w:t>EXO 27:17</w:t>
-        </w:r>
-      </w:hyperlink>
+      <w:r>
+        <w:rPr>
+          <w:lang w:val="pt_PT" w:bidi="pt_PT"/>
+        </w:rPr>
+        <w:t>EXO 27:17</w:t>
+      </w:r>
       <w:r>
         <w:rPr>
           <w:lang w:val="pt_PT" w:bidi="pt_PT"/>
         </w:rPr>
         <w:t xml:space="preserve"> · </w:t>
       </w:r>
-      <w:hyperlink r:id="rId23">
-        <w:r>
-          <w:rPr>
-            <w:lang w:val="pt_PT" w:bidi="pt_PT"/>
-          </w:rPr>
-          <w:rPr>
-            <w:color w:val="0000EE"/>
-            <w:u w:val="single"/>
-          </w:rPr>
-          <w:t>EXO 36:36</w:t>
-        </w:r>
-      </w:hyperlink>
+      <w:r>
+        <w:rPr>
+          <w:lang w:val="pt_PT" w:bidi="pt_PT"/>
+        </w:rPr>
+        <w:t>EXO 36:36</w:t>
+      </w:r>
       <w:r>
         <w:rPr>
           <w:lang w:val="pt_PT" w:bidi="pt_PT"/>
         </w:rPr>
         <w:t xml:space="preserve"> · </w:t>
       </w:r>
-      <w:hyperlink r:id="rId24">
-        <w:r>
-          <w:rPr>
-            <w:lang w:val="pt_PT" w:bidi="pt_PT"/>
-          </w:rPr>
-          <w:rPr>
-            <w:color w:val="0000EE"/>
-            <w:u w:val="single"/>
-          </w:rPr>
-          <w:t>EXO 36:38</w:t>
-        </w:r>
-      </w:hyperlink>
+      <w:r>
+        <w:rPr>
+          <w:lang w:val="pt_PT" w:bidi="pt_PT"/>
+        </w:rPr>
+        <w:t>EXO 36:38</w:t>
+      </w:r>
       <w:r>
         <w:rPr>
           <w:lang w:val="pt_PT" w:bidi="pt_PT"/>
         </w:rPr>
         <w:t xml:space="preserve"> · </w:t>
       </w:r>
-      <w:hyperlink r:id="rId25">
-        <w:r>
-          <w:rPr>
-            <w:lang w:val="pt_PT" w:bidi="pt_PT"/>
-          </w:rPr>
-          <w:rPr>
-            <w:color w:val="0000EE"/>
-            <w:u w:val="single"/>
-          </w:rPr>
-          <w:t>EXO 38:10</w:t>
-        </w:r>
-      </w:hyperlink>
+      <w:r>
+        <w:rPr>
+          <w:lang w:val="pt_PT" w:bidi="pt_PT"/>
+        </w:rPr>
+        <w:t>EXO 38:10</w:t>
+      </w:r>
       <w:r>
         <w:rPr>
           <w:lang w:val="pt_PT" w:bidi="pt_PT"/>
         </w:rPr>
         <w:t xml:space="preserve"> · </w:t>
       </w:r>
-      <w:hyperlink r:id="rId26">
-        <w:r>
-          <w:rPr>
-            <w:lang w:val="pt_PT" w:bidi="pt_PT"/>
-          </w:rPr>
-          <w:rPr>
-            <w:color w:val="0000EE"/>
-            <w:u w:val="single"/>
-          </w:rPr>
-          <w:t>EXO 38:11</w:t>
-        </w:r>
-      </w:hyperlink>
+      <w:r>
+        <w:rPr>
+          <w:lang w:val="pt_PT" w:bidi="pt_PT"/>
+        </w:rPr>
+        <w:t>EXO 38:11</w:t>
+      </w:r>
       <w:r>
         <w:rPr>
           <w:lang w:val="pt_PT" w:bidi="pt_PT"/>
         </w:rPr>
         <w:t xml:space="preserve"> · </w:t>
       </w:r>
-      <w:hyperlink r:id="rId27">
-        <w:r>
-          <w:rPr>
-            <w:lang w:val="pt_PT" w:bidi="pt_PT"/>
-          </w:rPr>
-          <w:rPr>
-            <w:color w:val="0000EE"/>
-            <w:u w:val="single"/>
-          </w:rPr>
-          <w:t>EXO 38:12</w:t>
-        </w:r>
-      </w:hyperlink>
+      <w:r>
+        <w:rPr>
+          <w:lang w:val="pt_PT" w:bidi="pt_PT"/>
+        </w:rPr>
+        <w:t>EXO 38:12</w:t>
+      </w:r>
       <w:r>
         <w:rPr>
           <w:lang w:val="pt_PT" w:bidi="pt_PT"/>
         </w:rPr>
         <w:t xml:space="preserve"> · </w:t>
       </w:r>
-      <w:hyperlink r:id="rId28">
-        <w:r>
-          <w:rPr>
-            <w:lang w:val="pt_PT" w:bidi="pt_PT"/>
-          </w:rPr>
-          <w:rPr>
-            <w:color w:val="0000EE"/>
-            <w:u w:val="single"/>
-          </w:rPr>
-          <w:t>EXO 38:17</w:t>
-        </w:r>
-      </w:hyperlink>
+      <w:r>
+        <w:rPr>
+          <w:lang w:val="pt_PT" w:bidi="pt_PT"/>
+        </w:rPr>
+        <w:t>EXO 38:17</w:t>
+      </w:r>
       <w:r>
         <w:rPr>
           <w:lang w:val="pt_PT" w:bidi="pt_PT"/>
         </w:rPr>
         <w:t xml:space="preserve"> · </w:t>
       </w:r>
-      <w:hyperlink r:id="rId29">
-        <w:r>
-          <w:rPr>
-            <w:lang w:val="pt_PT" w:bidi="pt_PT"/>
-          </w:rPr>
-          <w:rPr>
-            <w:color w:val="0000EE"/>
-            <w:u w:val="single"/>
-          </w:rPr>
-          <w:t>EXO 38:19</w:t>
-        </w:r>
-      </w:hyperlink>
+      <w:r>
+        <w:rPr>
+          <w:lang w:val="pt_PT" w:bidi="pt_PT"/>
+        </w:rPr>
+        <w:t>EXO 38:19</w:t>
+      </w:r>
       <w:r>
         <w:rPr>
           <w:lang w:val="pt_PT" w:bidi="pt_PT"/>
         </w:rPr>
         <w:t xml:space="preserve"> · </w:t>
       </w:r>
-      <w:hyperlink r:id="rId30">
-        <w:r>
-          <w:rPr>
-            <w:lang w:val="pt_PT" w:bidi="pt_PT"/>
-          </w:rPr>
-          <w:rPr>
-            <w:color w:val="0000EE"/>
-            <w:u w:val="single"/>
-          </w:rPr>
-          <w:t>EXO 38:28</w:t>
-        </w:r>
-      </w:hyperlink>
+      <w:r>
+        <w:rPr>
+          <w:lang w:val="pt_PT" w:bidi="pt_PT"/>
+        </w:rPr>
+        <w:t>EXO 38:28</w:t>
+      </w:r>
     </w:p>
     <w:p>
       <w:pPr/>
@@ -1280,18 +1190,12 @@
           <w:lang w:val="pt_PT" w:bidi="pt_PT"/>
         </w:rPr>
       </w:r>
-      <w:hyperlink r:id="rId31">
-        <w:r>
-          <w:rPr>
-            <w:lang w:val="pt_PT" w:bidi="pt_PT"/>
-          </w:rPr>
-          <w:rPr>
-            <w:color w:val="0000EE"/>
-            <w:u w:val="single"/>
-          </w:rPr>
-          <w:t>PRO 21:8</w:t>
-        </w:r>
-      </w:hyperlink>
+      <w:r>
+        <w:rPr>
+          <w:lang w:val="pt_PT" w:bidi="pt_PT"/>
+        </w:rPr>
+        <w:t>PRO 21:8</w:t>
+      </w:r>
     </w:p>
     <w:p>
       <w:pPr/>
@@ -1472,18 +1376,12 @@
           <w:lang w:val="pt_PT" w:bidi="pt_PT"/>
         </w:rPr>
       </w:r>
-      <w:hyperlink r:id="rId32">
-        <w:r>
-          <w:rPr>
-            <w:lang w:val="pt_PT" w:bidi="pt_PT"/>
-          </w:rPr>
-          <w:rPr>
-            <w:color w:val="0000EE"/>
-            <w:u w:val="single"/>
-          </w:rPr>
-          <w:t>EST 9:9</w:t>
-        </w:r>
-      </w:hyperlink>
+      <w:r>
+        <w:rPr>
+          <w:lang w:val="pt_PT" w:bidi="pt_PT"/>
+        </w:rPr>
+        <w:t>EST 9:9</w:t>
+      </w:r>
     </w:p>
     <w:p>
       <w:pPr/>
@@ -1643,18 +1541,12 @@
           <w:lang w:val="pt_PT" w:bidi="pt_PT"/>
         </w:rPr>
       </w:r>
-      <w:hyperlink r:id="rId33">
-        <w:r>
-          <w:rPr>
-            <w:lang w:val="pt_PT" w:bidi="pt_PT"/>
-          </w:rPr>
-          <w:rPr>
-            <w:color w:val="0000EE"/>
-            <w:u w:val="single"/>
-          </w:rPr>
-          <w:t>GEN 11:30</w:t>
-        </w:r>
-      </w:hyperlink>
+      <w:r>
+        <w:rPr>
+          <w:lang w:val="pt_PT" w:bidi="pt_PT"/>
+        </w:rPr>
+        <w:t>GEN 11:30</w:t>
+      </w:r>
     </w:p>
     <w:p>
       <w:pPr/>
@@ -1808,18 +1700,12 @@
           <w:lang w:val="pt_PT" w:bidi="pt_PT"/>
         </w:rPr>
       </w:r>
-      <w:hyperlink r:id="rId34">
-        <w:r>
-          <w:rPr>
-            <w:lang w:val="pt_PT" w:bidi="pt_PT"/>
-          </w:rPr>
-          <w:rPr>
-            <w:color w:val="0000EE"/>
-            <w:u w:val="single"/>
-          </w:rPr>
-          <w:t>EZR 10:36</w:t>
-        </w:r>
-      </w:hyperlink>
+      <w:r>
+        <w:rPr>
+          <w:lang w:val="pt_PT" w:bidi="pt_PT"/>
+        </w:rPr>
+        <w:t>EZR 10:36</w:t>
+      </w:r>
     </w:p>
     <w:p>
       <w:pPr/>
@@ -1997,18 +1883,12 @@
           <w:lang w:val="pt_PT" w:bidi="pt_PT"/>
         </w:rPr>
       </w:r>
-      <w:hyperlink r:id="rId35">
-        <w:r>
-          <w:rPr>
-            <w:lang w:val="pt_PT" w:bidi="pt_PT"/>
-          </w:rPr>
-          <w:rPr>
-            <w:color w:val="0000EE"/>
-            <w:u w:val="single"/>
-          </w:rPr>
-          <w:t>NUM 13:14</w:t>
-        </w:r>
-      </w:hyperlink>
+      <w:r>
+        <w:rPr>
+          <w:lang w:val="pt_PT" w:bidi="pt_PT"/>
+        </w:rPr>
+        <w:t>NUM 13:14</w:t>
+      </w:r>
     </w:p>
     <w:p>
       <w:pPr/>
@@ -2180,18 +2060,12 @@
           <w:lang w:val="pt_PT" w:bidi="pt_PT"/>
         </w:rPr>
       </w:r>
-      <w:hyperlink r:id="rId36">
-        <w:r>
-          <w:rPr>
-            <w:lang w:val="pt_PT" w:bidi="pt_PT"/>
-          </w:rPr>
-          <w:rPr>
-            <w:color w:val="0000EE"/>
-            <w:u w:val="single"/>
-          </w:rPr>
-          <w:t>1CH 6:13</w:t>
-        </w:r>
-      </w:hyperlink>
+      <w:r>
+        <w:rPr>
+          <w:lang w:val="pt_PT" w:bidi="pt_PT"/>
+        </w:rPr>
+        <w:t>1CH 6:13</w:t>
+      </w:r>
       <w:r>
         <w:rPr>
           <w:vertAlign w:val="superscript"/>
@@ -2499,180 +2373,120 @@
           <w:lang w:val="pt_PT" w:bidi="pt_PT"/>
         </w:rPr>
       </w:r>
-      <w:hyperlink r:id="rId37">
-        <w:r>
-          <w:rPr>
-            <w:lang w:val="pt_PT" w:bidi="pt_PT"/>
-          </w:rPr>
-          <w:rPr>
-            <w:color w:val="0000EE"/>
-            <w:u w:val="single"/>
-          </w:rPr>
-          <w:t>EST 1:9</w:t>
-        </w:r>
-      </w:hyperlink>
+      <w:r>
+        <w:rPr>
+          <w:lang w:val="pt_PT" w:bidi="pt_PT"/>
+        </w:rPr>
+        <w:t>EST 1:9</w:t>
+      </w:r>
       <w:r>
         <w:rPr>
           <w:lang w:val="pt_PT" w:bidi="pt_PT"/>
         </w:rPr>
         <w:t xml:space="preserve"> · </w:t>
       </w:r>
-      <w:hyperlink r:id="rId38">
-        <w:r>
-          <w:rPr>
-            <w:lang w:val="pt_PT" w:bidi="pt_PT"/>
-          </w:rPr>
-          <w:rPr>
-            <w:color w:val="0000EE"/>
-            <w:u w:val="single"/>
-          </w:rPr>
-          <w:t>EST 1:11</w:t>
-        </w:r>
-      </w:hyperlink>
+      <w:r>
+        <w:rPr>
+          <w:lang w:val="pt_PT" w:bidi="pt_PT"/>
+        </w:rPr>
+        <w:t>EST 1:11</w:t>
+      </w:r>
       <w:r>
         <w:rPr>
           <w:lang w:val="pt_PT" w:bidi="pt_PT"/>
         </w:rPr>
         <w:t xml:space="preserve"> · </w:t>
       </w:r>
-      <w:hyperlink r:id="rId39">
-        <w:r>
-          <w:rPr>
-            <w:lang w:val="pt_PT" w:bidi="pt_PT"/>
-          </w:rPr>
-          <w:rPr>
-            <w:color w:val="0000EE"/>
-            <w:u w:val="single"/>
-          </w:rPr>
-          <w:t>EST 1:12</w:t>
-        </w:r>
-      </w:hyperlink>
+      <w:r>
+        <w:rPr>
+          <w:lang w:val="pt_PT" w:bidi="pt_PT"/>
+        </w:rPr>
+        <w:t>EST 1:12</w:t>
+      </w:r>
       <w:r>
         <w:rPr>
           <w:lang w:val="pt_PT" w:bidi="pt_PT"/>
         </w:rPr>
         <w:t xml:space="preserve"> · </w:t>
       </w:r>
-      <w:hyperlink r:id="rId40">
-        <w:r>
-          <w:rPr>
-            <w:lang w:val="pt_PT" w:bidi="pt_PT"/>
-          </w:rPr>
-          <w:rPr>
-            <w:color w:val="0000EE"/>
-            <w:u w:val="single"/>
-          </w:rPr>
-          <w:t>EST 1:15</w:t>
-        </w:r>
-      </w:hyperlink>
+      <w:r>
+        <w:rPr>
+          <w:lang w:val="pt_PT" w:bidi="pt_PT"/>
+        </w:rPr>
+        <w:t>EST 1:15</w:t>
+      </w:r>
       <w:r>
         <w:rPr>
           <w:lang w:val="pt_PT" w:bidi="pt_PT"/>
         </w:rPr>
         <w:t xml:space="preserve"> · </w:t>
       </w:r>
-      <w:hyperlink r:id="rId41">
-        <w:r>
-          <w:rPr>
-            <w:lang w:val="pt_PT" w:bidi="pt_PT"/>
-          </w:rPr>
-          <w:rPr>
-            <w:color w:val="0000EE"/>
-            <w:u w:val="single"/>
-          </w:rPr>
-          <w:t>EST 1:16</w:t>
-        </w:r>
-      </w:hyperlink>
+      <w:r>
+        <w:rPr>
+          <w:lang w:val="pt_PT" w:bidi="pt_PT"/>
+        </w:rPr>
+        <w:t>EST 1:16</w:t>
+      </w:r>
       <w:r>
         <w:rPr>
           <w:lang w:val="pt_PT" w:bidi="pt_PT"/>
         </w:rPr>
         <w:t xml:space="preserve"> · </w:t>
       </w:r>
-      <w:hyperlink r:id="rId42">
-        <w:r>
-          <w:rPr>
-            <w:lang w:val="pt_PT" w:bidi="pt_PT"/>
-          </w:rPr>
-          <w:rPr>
-            <w:color w:val="0000EE"/>
-            <w:u w:val="single"/>
-          </w:rPr>
-          <w:t>EST 1:17</w:t>
-        </w:r>
-      </w:hyperlink>
+      <w:r>
+        <w:rPr>
+          <w:lang w:val="pt_PT" w:bidi="pt_PT"/>
+        </w:rPr>
+        <w:t>EST 1:17</w:t>
+      </w:r>
       <w:r>
         <w:rPr>
           <w:lang w:val="pt_PT" w:bidi="pt_PT"/>
         </w:rPr>
         <w:t xml:space="preserve"> · </w:t>
       </w:r>
-      <w:hyperlink r:id="rId43">
-        <w:r>
-          <w:rPr>
-            <w:lang w:val="pt_PT" w:bidi="pt_PT"/>
-          </w:rPr>
-          <w:rPr>
-            <w:color w:val="0000EE"/>
-            <w:u w:val="single"/>
-          </w:rPr>
-          <w:t>EST 1:19</w:t>
-        </w:r>
-      </w:hyperlink>
+      <w:r>
+        <w:rPr>
+          <w:lang w:val="pt_PT" w:bidi="pt_PT"/>
+        </w:rPr>
+        <w:t>EST 1:19</w:t>
+      </w:r>
       <w:r>
         <w:rPr>
           <w:lang w:val="pt_PT" w:bidi="pt_PT"/>
         </w:rPr>
         <w:t xml:space="preserve"> · </w:t>
       </w:r>
-      <w:hyperlink r:id="rId44">
-        <w:r>
-          <w:rPr>
-            <w:lang w:val="pt_PT" w:bidi="pt_PT"/>
-          </w:rPr>
-          <w:rPr>
-            <w:color w:val="0000EE"/>
-            <w:u w:val="single"/>
-          </w:rPr>
-          <w:t>EST 2:1</w:t>
-        </w:r>
-      </w:hyperlink>
+      <w:r>
+        <w:rPr>
+          <w:lang w:val="pt_PT" w:bidi="pt_PT"/>
+        </w:rPr>
+        <w:t>EST 2:1</w:t>
+      </w:r>
       <w:r>
         <w:rPr>
           <w:lang w:val="pt_PT" w:bidi="pt_PT"/>
         </w:rPr>
         <w:t xml:space="preserve"> · </w:t>
       </w:r>
-      <w:hyperlink r:id="rId45">
-        <w:r>
-          <w:rPr>
-            <w:lang w:val="pt_PT" w:bidi="pt_PT"/>
-          </w:rPr>
-          <w:rPr>
-            <w:color w:val="0000EE"/>
-            <w:u w:val="single"/>
-          </w:rPr>
-          <w:t>EST 2:4</w:t>
-        </w:r>
-      </w:hyperlink>
+      <w:r>
+        <w:rPr>
+          <w:lang w:val="pt_PT" w:bidi="pt_PT"/>
+        </w:rPr>
+        <w:t>EST 2:4</w:t>
+      </w:r>
       <w:r>
         <w:rPr>
           <w:lang w:val="pt_PT" w:bidi="pt_PT"/>
         </w:rPr>
         <w:t xml:space="preserve"> · </w:t>
       </w:r>
-      <w:hyperlink r:id="rId46">
-        <w:r>
-          <w:rPr>
-            <w:lang w:val="pt_PT" w:bidi="pt_PT"/>
-          </w:rPr>
-          <w:rPr>
-            <w:color w:val="0000EE"/>
-            <w:u w:val="single"/>
-          </w:rPr>
-          <w:t>EST 2:17</w:t>
-        </w:r>
-      </w:hyperlink>
+      <w:r>
+        <w:rPr>
+          <w:lang w:val="pt_PT" w:bidi="pt_PT"/>
+        </w:rPr>
+        <w:t>EST 2:17</w:t>
+      </w:r>
     </w:p>
     <w:p>
       <w:pPr/>
